--- a/data/drop/drop-BOLL/BOLL_MACD_RSI_Downtrend_Report_2026-08-20.docx
+++ b/data/drop/drop-BOLL/BOLL_MACD_RSI_Downtrend_Report_2026-08-20.docx
@@ -359,27 +359,27 @@
     </w:p>
     <w:p>
       <w:r>
-        <w:t>BOLL：上轨 16.79；中轨 15.56；下轨 14.33；Bandwidth 15.82%。</w:t>
+        <w:t>BOLL：上轨 16.79；中轨 15.54；下轨 14.30；Bandwidth 16.07%。</w:t>
       </w:r>
     </w:p>
     <w:p>
       <w:r>
-        <w:t>MACD：DIF -0.0006；DEA 0.1054；MACD柱 -0.1060；是否死叉：是。</w:t>
+        <w:t>MACD：DIF 0.0234；DEA 0.1213；MACD柱 -0.0980；是否死叉：是。</w:t>
       </w:r>
     </w:p>
     <w:p>
       <w:r>
-        <w:t>RSI：RSI6 40.25；RSI12 45.25；RSI24 48.39。</w:t>
+        <w:t>RSI：RSI6 41.25；RSI12 45.96；RSI24 48.17。</w:t>
       </w:r>
     </w:p>
     <w:p>
       <w:r>
-        <w:t>均线：MA20 15.56；MA50 15.19；MA200 N/A。</w:t>
+        <w:t>均线：MA20 15.54；MA50 15.10；MA200 N/A。</w:t>
       </w:r>
     </w:p>
     <w:p>
       <w:r>
-        <w:t>成交量：当日成交量 53694；20日平均成交量 161120；成交量倍数 0.33。</w:t>
+        <w:t>成交量：当日成交量 53694；20日平均成交量 158105；成交量倍数 0.34。</w:t>
       </w:r>
     </w:p>
     <w:p>
@@ -531,7 +531,7 @@
     </w:p>
     <w:p>
       <w:r>
-        <w:t>BWAY：A. 强信号。触发条件：1. 启动前提：股价从近期高位跌破BOLL中轨；2. 跌破中轨后3-5个交易日未能重新站上中轨；3. 跌破中轨日前后6个交易日内MACD出现死叉；4. BOLL中轨连续3日及以上下跌；6. 近3-5日上轨、中轨、下轨同时向下；等级前提：近期高位跌破中轨，并且跌破日前后6个交易日内MACD死叉。当前属于强信号，需要重点观察下跌趋势是否加速，同时关注 MA50 附近 15.19 的支撑或压力变化。</w:t>
+        <w:t>BWAY：A. 强信号。触发条件：1. 启动前提：股价从近期高位跌破BOLL中轨；2. 跌破中轨后3-5个交易日未能重新站上中轨；3. 跌破中轨日前后6个交易日内MACD出现死叉；4. BOLL中轨连续3日及以上下跌；6. 近3-5日上轨、中轨、下轨同时向下；等级前提：近期高位跌破中轨，并且跌破日前后6个交易日内MACD死叉。当前属于强信号，需要重点观察下跌趋势是否加速，同时关注 MA50 附近 15.10 的支撑或压力变化。</w:t>
       </w:r>
     </w:p>
     <w:p>
